--- a/Cover_Letters/Shinoy_Croonwolter_dros_PAC_Engineer_Cover_Letter.docx
+++ b/Cover_Letters/Shinoy_Croonwolter_dros_PAC_Engineer_Cover_Letter.docx
@@ -14,7 +14,7 @@
     </w:p>
     <w:p>
       <w:r>
-        <w:t>September 09, 2026</w:t>
+        <w:t>September 10, 2026</w:t>
       </w:r>
     </w:p>
     <w:p>
@@ -35,7 +35,12 @@
     </w:p>
     <w:p>
       <w:r>
-        <w:t>While my professional background is rooted in software quality assurance and test automation using Java and TypeScript, I am drawn to your team's work on energy automation systems at Croonwolter&amp;dros. I have experience designing and executing structured test plans, working inside Scrum teams, and handling complex backend systems. I also use tools like Gemini Code Assist to streamline my technical testing tasks.</w:t>
+        <w:t>While my primary background is in software testing and test automation rather than energy systems, I have spent over 8 years working with complex technical frameworks and cross-functional Agile teams. I am used to writing test plans, validating system designs, and working closely with engineers to ensure reliable releases. I also use AI tools like Gemini Code Assist to speed up technical workflows when appropriate.</w:t>
+      </w:r>
+    </w:p>
+    <w:p>
+      <w:r>
+        <w:t>I am drawn to Croonwolter&amp;dros because of the focus on infrastructure and sustainability. I am eager to bring my problem-solving skills and teamwork experience to your Energy Automation Services department.</w:t>
       </w:r>
     </w:p>
     <w:p>
